--- a/Milestone 3.docx
+++ b/Milestone 3.docx
@@ -157,6 +157,8 @@
         <w:spacing w:line="276" w:lineRule="auto"/>
         <w:rPr>
           <w:rFonts w:ascii="Times New Roman" w:hAnsi="Times New Roman" w:cs="Times New Roman"/>
+          <w:sz w:val="24"/>
+          <w:szCs w:val="24"/>
         </w:rPr>
       </w:pPr>
       <w:r>
@@ -183,25 +185,46 @@
         </w:rPr>
         <w:t xml:space="preserve"> </w:t>
       </w:r>
-    </w:p>
-    <w:p>
-      <w:pPr>
-        <w:spacing w:line="276" w:lineRule="auto"/>
-        <w:rPr>
-          <w:rFonts w:ascii="Times New Roman" w:hAnsi="Times New Roman" w:cs="Times New Roman"/>
-          <w:sz w:val="24"/>
-          <w:szCs w:val="24"/>
-        </w:rPr>
-      </w:pPr>
-      <w:r>
-        <w:rPr>
-          <w:rFonts w:ascii="Times New Roman" w:hAnsi="Times New Roman" w:cs="Times New Roman"/>
-          <w:sz w:val="24"/>
-          <w:szCs w:val="24"/>
-        </w:rPr>
-        <w:t xml:space="preserve">Github - </w:t>
-      </w:r>
       <w:hyperlink r:id="rId4" w:history="1">
+        <w:r>
+          <w:rPr>
+            <w:rStyle w:val="Hyperlink"/>
+            <w:rFonts w:ascii="Times New Roman" w:hAnsi="Times New Roman" w:cs="Times New Roman"/>
+            <w:sz w:val="24"/>
+            <w:szCs w:val="24"/>
+          </w:rPr>
+          <w:t>https://youtu.be/zIPqekxgHWk</w:t>
+        </w:r>
+      </w:hyperlink>
+    </w:p>
+    <w:p>
+      <w:pPr>
+        <w:spacing w:line="276" w:lineRule="auto"/>
+        <w:rPr>
+          <w:rFonts w:ascii="Times New Roman" w:hAnsi="Times New Roman" w:cs="Times New Roman"/>
+          <w:sz w:val="24"/>
+          <w:szCs w:val="24"/>
+        </w:rPr>
+      </w:pPr>
+      <w:proofErr w:type="spellStart"/>
+      <w:r>
+        <w:rPr>
+          <w:rFonts w:ascii="Times New Roman" w:hAnsi="Times New Roman" w:cs="Times New Roman"/>
+          <w:sz w:val="24"/>
+          <w:szCs w:val="24"/>
+        </w:rPr>
+        <w:t>Github</w:t>
+      </w:r>
+      <w:proofErr w:type="spellEnd"/>
+      <w:r>
+        <w:rPr>
+          <w:rFonts w:ascii="Times New Roman" w:hAnsi="Times New Roman" w:cs="Times New Roman"/>
+          <w:sz w:val="24"/>
+          <w:szCs w:val="24"/>
+        </w:rPr>
+        <w:t xml:space="preserve"> - </w:t>
+      </w:r>
+      <w:hyperlink r:id="rId5" w:history="1">
         <w:r>
           <w:rPr>
             <w:rStyle w:val="Hyperlink"/>
@@ -584,7 +607,25 @@
           <w:sz w:val="24"/>
           <w:szCs w:val="24"/>
         </w:rPr>
-        <w:t xml:space="preserve">For Milestone 3, we continued developing our ASP.NET Core MVC Minesweeper application by adding AJAX and Partial Views. Instead of refreshing the entire page after every move, only the selected game cell is updated, creating a smoother user experience. We also implemented a timer that updates dynamically and added right-click functionality so players can place or remove flags. This milestone builds on the ButtonGrid and Partial Views activities completed earlier in CST-350. </w:t>
+        <w:t xml:space="preserve">For Milestone 3, we continued developing our ASP.NET Core MVC Minesweeper application by adding AJAX and Partial Views. Instead of refreshing the entire page after every move, only the selected game cell is updated, creating a smoother user experience. We also implemented a timer that updates dynamically and added right-click functionality so players can place or remove flags. This milestone builds on the </w:t>
+      </w:r>
+      <w:proofErr w:type="spellStart"/>
+      <w:r>
+        <w:rPr>
+          <w:rFonts w:ascii="Times New Roman" w:hAnsi="Times New Roman" w:cs="Times New Roman"/>
+          <w:sz w:val="24"/>
+          <w:szCs w:val="24"/>
+        </w:rPr>
+        <w:t>ButtonGrid</w:t>
+      </w:r>
+      <w:proofErr w:type="spellEnd"/>
+      <w:r>
+        <w:rPr>
+          <w:rFonts w:ascii="Times New Roman" w:hAnsi="Times New Roman" w:cs="Times New Roman"/>
+          <w:sz w:val="24"/>
+          <w:szCs w:val="24"/>
+        </w:rPr>
+        <w:t xml:space="preserve"> and Partial Views activities completed earlier in CST-350. </w:t>
       </w:r>
     </w:p>
     <w:p>
@@ -672,7 +713,7 @@
                     </pic:cNvPicPr>
                   </pic:nvPicPr>
                   <pic:blipFill>
-                    <a:blip r:embed="rId5"/>
+                    <a:blip r:embed="rId6"/>
                     <a:stretch>
                       <a:fillRect/>
                     </a:stretch>
@@ -745,7 +786,7 @@
                     </pic:cNvPicPr>
                   </pic:nvPicPr>
                   <pic:blipFill>
-                    <a:blip r:embed="rId6"/>
+                    <a:blip r:embed="rId7"/>
                     <a:stretch>
                       <a:fillRect/>
                     </a:stretch>
@@ -773,23 +814,10 @@
           <w:sz w:val="24"/>
           <w:szCs w:val="24"/>
         </w:rPr>
-        <w:t>Figure 2. The MineSweeper game board displayed after the player starts a new game. The board is generated dynamically based on the selected board size.</w:t>
-      </w:r>
-    </w:p>
-    <w:p>
-      <w:pPr>
-        <w:spacing w:line="360" w:lineRule="auto"/>
-        <w:rPr>
-          <w:rFonts w:ascii="Times New Roman" w:hAnsi="Times New Roman" w:cs="Times New Roman"/>
-          <w:sz w:val="24"/>
-          <w:szCs w:val="24"/>
-        </w:rPr>
-      </w:pPr>
-    </w:p>
-    <w:p>
-      <w:pPr>
-        <w:spacing w:line="360" w:lineRule="auto"/>
-        <w:jc w:val="center"/>
+        <w:t xml:space="preserve">Figure 2. The </w:t>
+      </w:r>
+      <w:proofErr w:type="spellStart"/>
+      <w:r>
         <w:rPr>
           <w:rFonts w:ascii="Times New Roman" w:hAnsi="Times New Roman" w:cs="Times New Roman"/>
           <w:i/>
@@ -797,12 +825,48 @@
           <w:sz w:val="24"/>
           <w:szCs w:val="24"/>
         </w:rPr>
-      </w:pPr>
-      <w:r>
-        <w:rPr>
-          <w:rFonts w:ascii="Times New Roman" w:hAnsi="Times New Roman" w:cs="Times New Roman"/>
-          <w:b/>
-          <w:bCs/>
+        <w:t>MineSweeper</w:t>
+      </w:r>
+      <w:proofErr w:type="spellEnd"/>
+      <w:r>
+        <w:rPr>
+          <w:rFonts w:ascii="Times New Roman" w:hAnsi="Times New Roman" w:cs="Times New Roman"/>
+          <w:i/>
+          <w:iCs/>
+          <w:sz w:val="24"/>
+          <w:szCs w:val="24"/>
+        </w:rPr>
+        <w:t xml:space="preserve"> game board displayed after the player starts a new game. The board is generated dynamically based on the selected board size.</w:t>
+      </w:r>
+    </w:p>
+    <w:p>
+      <w:pPr>
+        <w:spacing w:line="360" w:lineRule="auto"/>
+        <w:rPr>
+          <w:rFonts w:ascii="Times New Roman" w:hAnsi="Times New Roman" w:cs="Times New Roman"/>
+          <w:sz w:val="24"/>
+          <w:szCs w:val="24"/>
+        </w:rPr>
+      </w:pPr>
+    </w:p>
+    <w:p>
+      <w:pPr>
+        <w:spacing w:line="360" w:lineRule="auto"/>
+        <w:jc w:val="center"/>
+        <w:rPr>
+          <w:rFonts w:ascii="Times New Roman" w:hAnsi="Times New Roman" w:cs="Times New Roman"/>
+          <w:i/>
+          <w:iCs/>
+          <w:sz w:val="24"/>
+          <w:szCs w:val="24"/>
+        </w:rPr>
+      </w:pPr>
+      <w:r>
+        <w:rPr>
+          <w:rFonts w:ascii="Times New Roman" w:hAnsi="Times New Roman" w:cs="Times New Roman"/>
+          <w:b/>
+          <w:bCs/>
+          <w:noProof/>
           <w:sz w:val="24"/>
           <w:szCs w:val="24"/>
         </w:rPr>
@@ -822,7 +886,7 @@
                     <pic:cNvPicPr/>
                   </pic:nvPicPr>
                   <pic:blipFill>
-                    <a:blip r:embed="rId7"/>
+                    <a:blip r:embed="rId8"/>
                     <a:stretch>
                       <a:fillRect/>
                     </a:stretch>
@@ -880,6 +944,7 @@
           <w:rFonts w:ascii="Times New Roman" w:hAnsi="Times New Roman" w:cs="Times New Roman"/>
           <w:b/>
           <w:bCs/>
+          <w:noProof/>
           <w:sz w:val="24"/>
           <w:szCs w:val="24"/>
         </w:rPr>
@@ -900,7 +965,7 @@
                     <pic:cNvPicPr/>
                   </pic:nvPicPr>
                   <pic:blipFill>
-                    <a:blip r:embed="rId8"/>
+                    <a:blip r:embed="rId9"/>
                     <a:stretch>
                       <a:fillRect/>
                     </a:stretch>
@@ -968,6 +1033,7 @@
           <w:rFonts w:ascii="Times New Roman" w:hAnsi="Times New Roman" w:cs="Times New Roman"/>
           <w:b/>
           <w:bCs/>
+          <w:noProof/>
           <w:sz w:val="24"/>
           <w:szCs w:val="24"/>
         </w:rPr>
@@ -987,7 +1053,7 @@
                     <pic:cNvPicPr/>
                   </pic:nvPicPr>
                   <pic:blipFill>
-                    <a:blip r:embed="rId9"/>
+                    <a:blip r:embed="rId10"/>
                     <a:stretch>
                       <a:fillRect/>
                     </a:stretch>
@@ -1072,7 +1138,7 @@
                     </pic:cNvPicPr>
                   </pic:nvPicPr>
                   <pic:blipFill>
-                    <a:blip r:embed="rId10"/>
+                    <a:blip r:embed="rId11"/>
                     <a:stretch>
                       <a:fillRect/>
                     </a:stretch>
@@ -1144,7 +1210,7 @@
                     </pic:cNvPicPr>
                   </pic:nvPicPr>
                   <pic:blipFill>
-                    <a:blip r:embed="rId11"/>
+                    <a:blip r:embed="rId12"/>
                     <a:stretch>
                       <a:fillRect/>
                     </a:stretch>
@@ -1263,7 +1329,25 @@
           <w:sz w:val="24"/>
           <w:szCs w:val="24"/>
         </w:rPr>
-        <w:t>The MineSweeper board is displayed using Partial Views. This allows only the selected cell to be updated after each move instead of refreshing the entire page, similar to the Partial Views activity completed during the course.</w:t>
+        <w:t xml:space="preserve">The </w:t>
+      </w:r>
+      <w:proofErr w:type="spellStart"/>
+      <w:r>
+        <w:rPr>
+          <w:rFonts w:ascii="Times New Roman" w:hAnsi="Times New Roman" w:cs="Times New Roman"/>
+          <w:sz w:val="24"/>
+          <w:szCs w:val="24"/>
+        </w:rPr>
+        <w:t>MineSweeper</w:t>
+      </w:r>
+      <w:proofErr w:type="spellEnd"/>
+      <w:r>
+        <w:rPr>
+          <w:rFonts w:ascii="Times New Roman" w:hAnsi="Times New Roman" w:cs="Times New Roman"/>
+          <w:sz w:val="24"/>
+          <w:szCs w:val="24"/>
+        </w:rPr>
+        <w:t xml:space="preserve"> board is displayed using Partial Views. This allows only the selected cell to be updated after each move instead of refreshing the entire page, similar to the Partial Views activity completed during the course.</w:t>
       </w:r>
     </w:p>
     <w:p>
@@ -2005,6 +2089,7 @@
   <w:style w:type="character" w:default="1" w:styleId="DefaultParagraphFont">
     <w:name w:val="Default Paragraph Font"/>
     <w:uiPriority w:val="1"/>
+    <w:semiHidden/>
     <w:unhideWhenUsed/>
   </w:style>
   <w:style w:type="table" w:default="1" w:styleId="TableNormal">
